--- a/a7/build/out/u5/A7 5.06 Converting Length Across Systems; Currency - Teacher Edition.docx
+++ b/a7/build/out/u5/A7 5.06 Converting Length Across Systems; Currency - Teacher Edition.docx
@@ -1910,7 +1910,7 @@
           <w:color w:val="1A1A1A"/>
           <w:sz w:val="21"/>
         </w:rPr>
-        <w:t xml:space="preserve">Example 1 — Inches to centimetres.  </w:t>
+        <w:t xml:space="preserve">Example 1 — Inches to centimeters.  </w:t>
       </w:r>
       <w:r>
         <w:rPr>
@@ -2183,7 +2183,7 @@
           <w:color w:val="1A1A1A"/>
           <w:sz w:val="21"/>
         </w:rPr>
-        <w:t xml:space="preserve">1 in = 2.54 cm. A ruler is 20 in long.  How many centimetres is that?  →  </w:t>
+        <w:t xml:space="preserve">1 in = 2.54 cm. A ruler is 20 in long.  How many centimeters is that?  →  </w:t>
       </w:r>
       <w:r>
         <w:rPr>
@@ -2201,7 +2201,7 @@
           <w:color w:val="6B6B6B"/>
           <w:sz w:val="19"/>
         </w:rPr>
-        <w:t xml:space="preserve">   7.87 — divided by 2.54 [Notes II: centimetres are smaller, so more of them]; 22.54 — added the ratio</w:t>
+        <w:t xml:space="preserve">   7.87 — divided by 2.54 [Notes II: centimeters are smaller, so more of them]; 22.54 — added the ratio</w:t>
       </w:r>
     </w:p>
     <w:p>
@@ -2285,7 +2285,7 @@
           <w:color w:val="1A1A1A"/>
           <w:sz w:val="21"/>
         </w:rPr>
-        <w:t xml:space="preserve">1 mi = 1.61 km. A race is 5 mi long.  How many kilometres is that?  →  </w:t>
+        <w:t xml:space="preserve">1 mi = 1.61 km. A race is 5 mi long.  How many kilometers is that?  →  </w:t>
       </w:r>
       <w:r>
         <w:rPr>
@@ -2354,7 +2354,7 @@
           <w:color w:val="6B6B6B"/>
           <w:sz w:val="19"/>
         </w:rPr>
-        <w:t xml:space="preserve">   (A) 5 + 0.62: the additive error [B1G-M]; (B) place value: 5 × 0.62 is 3.1, not 0.31 [4.03]; (C) × 1.61, the ratio for the other direction [B1G-M 7.AR.3.3: the inverted ratio; Notes II]</w:t>
+        <w:t xml:space="preserve">   (A) 5 + 0.62: the additive error [7.AR.3.3: Math Nation's named misconception]; (B) place value: 5 × 0.62 is 3.1, not 0.31 [4.03]; (C) × 1.61, the ratio for the other direction [B1G-M 7.AR.3.3: the inverted ratio; Notes II]</w:t>
       </w:r>
       <w:r>
         <w:rPr>
@@ -2396,7 +2396,7 @@
           <w:color w:val="1A1A1A"/>
           <w:sz w:val="21"/>
         </w:rPr>
-        <w:t xml:space="preserve">1 ft = 12 in and 1 in = 2.54 cm. A door is 6 ft tall.  How many centimetres is that?  →  </w:t>
+        <w:t xml:space="preserve">1 ft = 12 in and 1 in = 2.54 cm. A door is 6 ft tall.  How many centimeters is that?  →  </w:t>
       </w:r>
       <w:r>
         <w:rPr>
@@ -2447,7 +2447,7 @@
           <w:color w:val="1A1A1A"/>
           <w:sz w:val="21"/>
         </w:rPr>
-        <w:t xml:space="preserve">1 yd = 3 ft, 1 ft = 12 in, 1 in = 2.54 cm. A table is 3 yd long.  About how many centimetres is that? Estimate, then compute.  →  </w:t>
+        <w:t xml:space="preserve">1 yd = 3 ft, 1 ft = 12 in, 1 in = 2.54 cm. A table is 3 yd long.  About how many centimeters is that? Estimate, then compute.  →  </w:t>
       </w:r>
       <w:r>
         <w:rPr>
@@ -2498,7 +2498,7 @@
           <w:color w:val="1A1A1A"/>
           <w:sz w:val="21"/>
         </w:rPr>
-        <w:t xml:space="preserve">Rates on 2 Nov: $1 = 1.32 CAD; 1 CAD = 16.2 pesos. Theo changes $200 to CAD, then to pesos.  How many pesos does he get?  →  </w:t>
+        <w:t xml:space="preserve">Rate on Nov 2: $1 = 1.32 CAD; 1 CAD = 16.2 pesos. Theo changes $200 to CAD, then to pesos.  How many pesos does he get?  →  </w:t>
       </w:r>
       <w:r>
         <w:rPr>
@@ -2549,7 +2549,7 @@
           <w:color w:val="1A1A1A"/>
           <w:sz w:val="21"/>
         </w:rPr>
-        <w:t xml:space="preserve">1 km = 0.62 mi. Theo, who weighs 110 lb, runs a 5 km race.  How long is the race in miles?  →  </w:t>
+        <w:t xml:space="preserve">1 km = 0.62 mi. Theo, who weighs 110 lb, rides a 12 km trail.  How long is the trail in miles?  →  </w:t>
       </w:r>
       <w:r>
         <w:rPr>
@@ -2558,7 +2558,7 @@
           <w:color w:val="9E1B32"/>
           <w:sz w:val="21"/>
         </w:rPr>
-        <w:t>3.1 mi</w:t>
+        <w:t>7.44 mi</w:t>
       </w:r>
       <w:r>
         <w:rPr>
@@ -2576,7 +2576,7 @@
           <w:color w:val="6B6B6B"/>
           <w:sz w:val="19"/>
         </w:rPr>
-        <w:t xml:space="preserve">   8.05 — × 1.61 [B1G-M 7.AR.3.3: the inverted ratio]; 49.94 kg — converted the weight instead</w:t>
+        <w:t xml:space="preserve">   19.32 — × 1.61 [B1G-M 7.AR.3.3: the inverted ratio]; 49.94 kg — converted the weight instead</w:t>
       </w:r>
     </w:p>
     <w:p>
@@ -2618,7 +2618,7 @@
           <w:color w:val="9E1B32"/>
           <w:sz w:val="21"/>
         </w:rPr>
-        <w:t>She used the inches ratio on centimetres. Inches are bigger, so fewer: 11.7 in.</w:t>
+        <w:t>She used the inches ratio on centimeters. Inches are bigger, so fewer: 11.7 in.</w:t>
       </w:r>
       <w:r>
         <w:rPr>
@@ -2698,6 +2698,29 @@
     </w:p>
     <w:p>
       <w:pPr>
+        <w:spacing w:before="0" w:after="120"/>
+      </w:pPr>
+      <w:r>
+        <w:rPr>
+          <w:b/>
+          <w:i w:val="0"/>
+          <w:color w:val="1A1A1A"/>
+          <w:sz w:val="21"/>
+        </w:rPr>
+        <w:t>Variation.</w:t>
+      </w:r>
+      <w:r>
+        <w:rPr>
+          <w:b w:val="0"/>
+          <w:i w:val="0"/>
+          <w:color w:val="1A1A1A"/>
+          <w:sz w:val="21"/>
+        </w:rPr>
+        <w:t xml:space="preserve"> Boards 1–2 take one ratio both ways; 3–4 the next ratio, the second as a vote; 5 chains inside customary then across. The pattern breaks at 6, where three conversions run in a row and the estimate is the only check. 7 is a currency chain, 8 the extra number, 9 the error in writing. The independent set walks the same path: the four length ratios, a chain with an estimate, a currency round trip.</w:t>
+      </w:r>
+    </w:p>
+    <w:p>
+      <w:pPr>
         <w:keepNext/>
         <w:spacing w:before="280" w:after="120"/>
         <w:pBdr>
@@ -2735,7 +2758,7 @@
           <w:color w:val="1A1A1A"/>
           <w:sz w:val="20"/>
         </w:rPr>
-        <w:t>7.87 — divided by 2.54 [Notes II: centimetres are smaller, so more of them]</w:t>
+        <w:t>7.87 — divided by 2.54 [Notes II: centimeters are smaller, so more of them]</w:t>
       </w:r>
     </w:p>
     <w:p>
@@ -2807,7 +2830,7 @@
           <w:color w:val="1A1A1A"/>
           <w:sz w:val="20"/>
         </w:rPr>
-        <w:t>5 + 0.62: the additive error [B1G-M]</w:t>
+        <w:t>5 + 0.62: the additive error [7.AR.3.3: Math Nation's named misconception]</w:t>
       </w:r>
     </w:p>
     <w:p>
@@ -2903,7 +2926,7 @@
           <w:color w:val="1A1A1A"/>
           <w:sz w:val="20"/>
         </w:rPr>
-        <w:t>8.05 — × 1.61 [B1G-M 7.AR.3.3: the inverted ratio]</w:t>
+        <w:t>19.32 — × 1.61 [B1G-M 7.AR.3.3: the inverted ratio]</w:t>
       </w:r>
     </w:p>
     <w:p>

--- a/a7/build/out/u5/A7 5.06 Converting Length Across Systems; Currency - Teacher Edition.docx
+++ b/a7/build/out/u5/A7 5.06 Converting Length Across Systems; Currency - Teacher Edition.docx
@@ -2177,13 +2177,47 @@
         <w:t xml:space="preserve">Board 1.  </w:t>
       </w:r>
       <w:r>
+        <w:drawing>
+          <wp:inline xmlns:a="http://schemas.openxmlformats.org/drawingml/2006/main" xmlns:pic="http://schemas.openxmlformats.org/drawingml/2006/picture">
+            <wp:extent cx="880872" cy="118872"/>
+            <wp:docPr id="1" name="Picture 1"/>
+            <wp:cNvGraphicFramePr>
+              <a:graphicFrameLocks noChangeAspect="1"/>
+            </wp:cNvGraphicFramePr>
+            <a:graphic>
+              <a:graphicData uri="http://schemas.openxmlformats.org/drawingml/2006/picture">
+                <pic:pic>
+                  <pic:nvPicPr>
+                    <pic:cNvPr id="0" name="3f7b1ea0b6e117e9.png"/>
+                    <pic:cNvPicPr/>
+                  </pic:nvPicPr>
+                  <pic:blipFill>
+                    <a:blip r:embed="rId9"/>
+                    <a:stretch>
+                      <a:fillRect/>
+                    </a:stretch>
+                  </pic:blipFill>
+                  <pic:spPr>
+                    <a:xfrm>
+                      <a:off x="0" y="0"/>
+                      <a:ext cx="880872" cy="118872"/>
+                    </a:xfrm>
+                    <a:prstGeom prst="rect"/>
+                  </pic:spPr>
+                </pic:pic>
+              </a:graphicData>
+            </a:graphic>
+          </wp:inline>
+        </w:drawing>
+      </w:r>
+      <w:r>
         <w:rPr>
           <w:b w:val="0"/>
           <w:i w:val="0"/>
           <w:color w:val="1A1A1A"/>
           <w:sz w:val="21"/>
         </w:rPr>
-        <w:t xml:space="preserve">1 in = 2.54 cm. A ruler is 20 in long.  How many centimeters is that?  →  </w:t>
+        <w:t xml:space="preserve">. A ruler is 20 in long.  How many centimeters is that?  →  </w:t>
       </w:r>
       <w:r>
         <w:rPr>
@@ -2228,13 +2262,47 @@
         <w:t xml:space="preserve">Board 2.  </w:t>
       </w:r>
       <w:r>
+        <w:drawing>
+          <wp:inline xmlns:a="http://schemas.openxmlformats.org/drawingml/2006/main" xmlns:pic="http://schemas.openxmlformats.org/drawingml/2006/picture">
+            <wp:extent cx="880872" cy="118872"/>
+            <wp:docPr id="2" name="Picture 2"/>
+            <wp:cNvGraphicFramePr>
+              <a:graphicFrameLocks noChangeAspect="1"/>
+            </wp:cNvGraphicFramePr>
+            <a:graphic>
+              <a:graphicData uri="http://schemas.openxmlformats.org/drawingml/2006/picture">
+                <pic:pic>
+                  <pic:nvPicPr>
+                    <pic:cNvPr id="0" name="ee8f76ca7cba8c9a.png"/>
+                    <pic:cNvPicPr/>
+                  </pic:nvPicPr>
+                  <pic:blipFill>
+                    <a:blip r:embed="rId10"/>
+                    <a:stretch>
+                      <a:fillRect/>
+                    </a:stretch>
+                  </pic:blipFill>
+                  <pic:spPr>
+                    <a:xfrm>
+                      <a:off x="0" y="0"/>
+                      <a:ext cx="880872" cy="118872"/>
+                    </a:xfrm>
+                    <a:prstGeom prst="rect"/>
+                  </pic:spPr>
+                </pic:pic>
+              </a:graphicData>
+            </a:graphic>
+          </wp:inline>
+        </w:drawing>
+      </w:r>
+      <w:r>
         <w:rPr>
           <w:b w:val="0"/>
           <w:i w:val="0"/>
           <w:color w:val="1A1A1A"/>
           <w:sz w:val="21"/>
         </w:rPr>
-        <w:t xml:space="preserve">1 cm = 0.39 in. A phone is 20 cm long.  How many inches is that?  →  </w:t>
+        <w:t xml:space="preserve">. A phone is 20 cm long.  How many inches is that?  →  </w:t>
       </w:r>
       <w:r>
         <w:rPr>
@@ -2279,13 +2347,47 @@
         <w:t xml:space="preserve">Board 3.  </w:t>
       </w:r>
       <w:r>
+        <w:drawing>
+          <wp:inline xmlns:a="http://schemas.openxmlformats.org/drawingml/2006/main" xmlns:pic="http://schemas.openxmlformats.org/drawingml/2006/picture">
+            <wp:extent cx="935736" cy="118872"/>
+            <wp:docPr id="3" name="Picture 3"/>
+            <wp:cNvGraphicFramePr>
+              <a:graphicFrameLocks noChangeAspect="1"/>
+            </wp:cNvGraphicFramePr>
+            <a:graphic>
+              <a:graphicData uri="http://schemas.openxmlformats.org/drawingml/2006/picture">
+                <pic:pic>
+                  <pic:nvPicPr>
+                    <pic:cNvPr id="0" name="36dbabcfef26f30f.png"/>
+                    <pic:cNvPicPr/>
+                  </pic:nvPicPr>
+                  <pic:blipFill>
+                    <a:blip r:embed="rId11"/>
+                    <a:stretch>
+                      <a:fillRect/>
+                    </a:stretch>
+                  </pic:blipFill>
+                  <pic:spPr>
+                    <a:xfrm>
+                      <a:off x="0" y="0"/>
+                      <a:ext cx="935736" cy="118872"/>
+                    </a:xfrm>
+                    <a:prstGeom prst="rect"/>
+                  </pic:spPr>
+                </pic:pic>
+              </a:graphicData>
+            </a:graphic>
+          </wp:inline>
+        </w:drawing>
+      </w:r>
+      <w:r>
         <w:rPr>
           <w:b w:val="0"/>
           <w:i w:val="0"/>
           <w:color w:val="1A1A1A"/>
           <w:sz w:val="21"/>
         </w:rPr>
-        <w:t xml:space="preserve">1 mi = 1.61 km. A race is 5 mi long.  How many kilometers is that?  →  </w:t>
+        <w:t xml:space="preserve">. A race is 5 mi long.  How many kilometers is that?  →  </w:t>
       </w:r>
       <w:r>
         <w:rPr>
@@ -2330,13 +2432,47 @@
         <w:t xml:space="preserve">Board 4.  </w:t>
       </w:r>
       <w:r>
+        <w:drawing>
+          <wp:inline xmlns:a="http://schemas.openxmlformats.org/drawingml/2006/main" xmlns:pic="http://schemas.openxmlformats.org/drawingml/2006/picture">
+            <wp:extent cx="932688" cy="118872"/>
+            <wp:docPr id="4" name="Picture 4"/>
+            <wp:cNvGraphicFramePr>
+              <a:graphicFrameLocks noChangeAspect="1"/>
+            </wp:cNvGraphicFramePr>
+            <a:graphic>
+              <a:graphicData uri="http://schemas.openxmlformats.org/drawingml/2006/picture">
+                <pic:pic>
+                  <pic:nvPicPr>
+                    <pic:cNvPr id="0" name="0e76ab3bbdebbfa3.png"/>
+                    <pic:cNvPicPr/>
+                  </pic:nvPicPr>
+                  <pic:blipFill>
+                    <a:blip r:embed="rId12"/>
+                    <a:stretch>
+                      <a:fillRect/>
+                    </a:stretch>
+                  </pic:blipFill>
+                  <pic:spPr>
+                    <a:xfrm>
+                      <a:off x="0" y="0"/>
+                      <a:ext cx="932688" cy="118872"/>
+                    </a:xfrm>
+                    <a:prstGeom prst="rect"/>
+                  </pic:spPr>
+                </pic:pic>
+              </a:graphicData>
+            </a:graphic>
+          </wp:inline>
+        </w:drawing>
+      </w:r>
+      <w:r>
         <w:rPr>
           <w:b w:val="0"/>
           <w:i w:val="0"/>
           <w:color w:val="1A1A1A"/>
           <w:sz w:val="21"/>
         </w:rPr>
-        <w:t xml:space="preserve">1 km = 0.62 mi. A trail is 5 km long. How many miles is that?  →  </w:t>
+        <w:t xml:space="preserve">. A trail is 5 km long. How many miles is that?  →  </w:t>
       </w:r>
       <w:r>
         <w:rPr>
@@ -2390,13 +2526,90 @@
         <w:t xml:space="preserve">Board 5.  </w:t>
       </w:r>
       <w:r>
+        <w:drawing>
+          <wp:inline xmlns:a="http://schemas.openxmlformats.org/drawingml/2006/main" xmlns:pic="http://schemas.openxmlformats.org/drawingml/2006/picture">
+            <wp:extent cx="658368" cy="115824"/>
+            <wp:docPr id="5" name="Picture 5"/>
+            <wp:cNvGraphicFramePr>
+              <a:graphicFrameLocks noChangeAspect="1"/>
+            </wp:cNvGraphicFramePr>
+            <a:graphic>
+              <a:graphicData uri="http://schemas.openxmlformats.org/drawingml/2006/picture">
+                <pic:pic>
+                  <pic:nvPicPr>
+                    <pic:cNvPr id="0" name="cc9a9baebce143e8.png"/>
+                    <pic:cNvPicPr/>
+                  </pic:nvPicPr>
+                  <pic:blipFill>
+                    <a:blip r:embed="rId13"/>
+                    <a:stretch>
+                      <a:fillRect/>
+                    </a:stretch>
+                  </pic:blipFill>
+                  <pic:spPr>
+                    <a:xfrm>
+                      <a:off x="0" y="0"/>
+                      <a:ext cx="658368" cy="115824"/>
+                    </a:xfrm>
+                    <a:prstGeom prst="rect"/>
+                  </pic:spPr>
+                </pic:pic>
+              </a:graphicData>
+            </a:graphic>
+          </wp:inline>
+        </w:drawing>
+      </w:r>
+      <w:r>
         <w:rPr>
           <w:b w:val="0"/>
           <w:i w:val="0"/>
           <w:color w:val="1A1A1A"/>
           <w:sz w:val="21"/>
         </w:rPr>
-        <w:t xml:space="preserve">1 ft = 12 in and 1 in = 2.54 cm. A door is 6 ft tall.  How many centimeters is that?  →  </w:t>
+        <w:t xml:space="preserve"> and </w:t>
+      </w:r>
+      <w:r>
+        <w:drawing>
+          <wp:inline xmlns:a="http://schemas.openxmlformats.org/drawingml/2006/main" xmlns:pic="http://schemas.openxmlformats.org/drawingml/2006/picture">
+            <wp:extent cx="880872" cy="118872"/>
+            <wp:docPr id="6" name="Picture 6"/>
+            <wp:cNvGraphicFramePr>
+              <a:graphicFrameLocks noChangeAspect="1"/>
+            </wp:cNvGraphicFramePr>
+            <a:graphic>
+              <a:graphicData uri="http://schemas.openxmlformats.org/drawingml/2006/picture">
+                <pic:pic>
+                  <pic:nvPicPr>
+                    <pic:cNvPr id="0" name="3f7b1ea0b6e117e9.png"/>
+                    <pic:cNvPicPr/>
+                  </pic:nvPicPr>
+                  <pic:blipFill>
+                    <a:blip r:embed="rId9"/>
+                    <a:stretch>
+                      <a:fillRect/>
+                    </a:stretch>
+                  </pic:blipFill>
+                  <pic:spPr>
+                    <a:xfrm>
+                      <a:off x="0" y="0"/>
+                      <a:ext cx="880872" cy="118872"/>
+                    </a:xfrm>
+                    <a:prstGeom prst="rect"/>
+                  </pic:spPr>
+                </pic:pic>
+              </a:graphicData>
+            </a:graphic>
+          </wp:inline>
+        </w:drawing>
+      </w:r>
+      <w:r>
+        <w:rPr>
+          <w:b w:val="0"/>
+          <w:i w:val="0"/>
+          <w:color w:val="1A1A1A"/>
+          <w:sz w:val="21"/>
+        </w:rPr>
+        <w:t xml:space="preserve">.  A door is 6 ft tall.  How many centimeters is that?  →  </w:t>
       </w:r>
       <w:r>
         <w:rPr>
@@ -2441,13 +2654,133 @@
         <w:t xml:space="preserve">Board 6.  </w:t>
       </w:r>
       <w:r>
+        <w:drawing>
+          <wp:inline xmlns:a="http://schemas.openxmlformats.org/drawingml/2006/main" xmlns:pic="http://schemas.openxmlformats.org/drawingml/2006/picture">
+            <wp:extent cx="612648" cy="152400"/>
+            <wp:docPr id="7" name="Picture 7"/>
+            <wp:cNvGraphicFramePr>
+              <a:graphicFrameLocks noChangeAspect="1"/>
+            </wp:cNvGraphicFramePr>
+            <a:graphic>
+              <a:graphicData uri="http://schemas.openxmlformats.org/drawingml/2006/picture">
+                <pic:pic>
+                  <pic:nvPicPr>
+                    <pic:cNvPr id="0" name="839b0e45ced0f362.png"/>
+                    <pic:cNvPicPr/>
+                  </pic:nvPicPr>
+                  <pic:blipFill>
+                    <a:blip r:embed="rId14"/>
+                    <a:stretch>
+                      <a:fillRect/>
+                    </a:stretch>
+                  </pic:blipFill>
+                  <pic:spPr>
+                    <a:xfrm>
+                      <a:off x="0" y="0"/>
+                      <a:ext cx="612648" cy="152400"/>
+                    </a:xfrm>
+                    <a:prstGeom prst="rect"/>
+                  </pic:spPr>
+                </pic:pic>
+              </a:graphicData>
+            </a:graphic>
+          </wp:inline>
+        </w:drawing>
+      </w:r>
+      <w:r>
         <w:rPr>
           <w:b w:val="0"/>
           <w:i w:val="0"/>
           <w:color w:val="1A1A1A"/>
           <w:sz w:val="21"/>
         </w:rPr>
-        <w:t xml:space="preserve">1 yd = 3 ft, 1 ft = 12 in, 1 in = 2.54 cm. A table is 3 yd long.  About how many centimeters is that? Estimate, then compute.  →  </w:t>
+        <w:t xml:space="preserve">, </w:t>
+      </w:r>
+      <w:r>
+        <w:drawing>
+          <wp:inline xmlns:a="http://schemas.openxmlformats.org/drawingml/2006/main" xmlns:pic="http://schemas.openxmlformats.org/drawingml/2006/picture">
+            <wp:extent cx="658368" cy="115824"/>
+            <wp:docPr id="8" name="Picture 8"/>
+            <wp:cNvGraphicFramePr>
+              <a:graphicFrameLocks noChangeAspect="1"/>
+            </wp:cNvGraphicFramePr>
+            <a:graphic>
+              <a:graphicData uri="http://schemas.openxmlformats.org/drawingml/2006/picture">
+                <pic:pic>
+                  <pic:nvPicPr>
+                    <pic:cNvPr id="0" name="cc9a9baebce143e8.png"/>
+                    <pic:cNvPicPr/>
+                  </pic:nvPicPr>
+                  <pic:blipFill>
+                    <a:blip r:embed="rId13"/>
+                    <a:stretch>
+                      <a:fillRect/>
+                    </a:stretch>
+                  </pic:blipFill>
+                  <pic:spPr>
+                    <a:xfrm>
+                      <a:off x="0" y="0"/>
+                      <a:ext cx="658368" cy="115824"/>
+                    </a:xfrm>
+                    <a:prstGeom prst="rect"/>
+                  </pic:spPr>
+                </pic:pic>
+              </a:graphicData>
+            </a:graphic>
+          </wp:inline>
+        </w:drawing>
+      </w:r>
+      <w:r>
+        <w:rPr>
+          <w:b w:val="0"/>
+          <w:i w:val="0"/>
+          <w:color w:val="1A1A1A"/>
+          <w:sz w:val="21"/>
+        </w:rPr>
+        <w:t xml:space="preserve">, </w:t>
+      </w:r>
+      <w:r>
+        <w:drawing>
+          <wp:inline xmlns:a="http://schemas.openxmlformats.org/drawingml/2006/main" xmlns:pic="http://schemas.openxmlformats.org/drawingml/2006/picture">
+            <wp:extent cx="880872" cy="118872"/>
+            <wp:docPr id="9" name="Picture 9"/>
+            <wp:cNvGraphicFramePr>
+              <a:graphicFrameLocks noChangeAspect="1"/>
+            </wp:cNvGraphicFramePr>
+            <a:graphic>
+              <a:graphicData uri="http://schemas.openxmlformats.org/drawingml/2006/picture">
+                <pic:pic>
+                  <pic:nvPicPr>
+                    <pic:cNvPr id="0" name="3f7b1ea0b6e117e9.png"/>
+                    <pic:cNvPicPr/>
+                  </pic:nvPicPr>
+                  <pic:blipFill>
+                    <a:blip r:embed="rId9"/>
+                    <a:stretch>
+                      <a:fillRect/>
+                    </a:stretch>
+                  </pic:blipFill>
+                  <pic:spPr>
+                    <a:xfrm>
+                      <a:off x="0" y="0"/>
+                      <a:ext cx="880872" cy="118872"/>
+                    </a:xfrm>
+                    <a:prstGeom prst="rect"/>
+                  </pic:spPr>
+                </pic:pic>
+              </a:graphicData>
+            </a:graphic>
+          </wp:inline>
+        </w:drawing>
+      </w:r>
+      <w:r>
+        <w:rPr>
+          <w:b w:val="0"/>
+          <w:i w:val="0"/>
+          <w:color w:val="1A1A1A"/>
+          <w:sz w:val="21"/>
+        </w:rPr>
+        <w:t xml:space="preserve">.  A table is 3 yd long.  About how many centimeters is that? Estimate, then compute.  →  </w:t>
       </w:r>
       <w:r>
         <w:rPr>
@@ -2498,7 +2831,93 @@
           <w:color w:val="1A1A1A"/>
           <w:sz w:val="21"/>
         </w:rPr>
-        <w:t xml:space="preserve">Rate on Nov 2: $1 = 1.32 CAD; 1 CAD = 16.2 pesos. Theo changes $200 to CAD, then to pesos.  How many pesos does he get?  →  </w:t>
+        <w:t xml:space="preserve">Rate on Nov 2: </w:t>
+      </w:r>
+      <w:r>
+        <w:drawing>
+          <wp:inline xmlns:a="http://schemas.openxmlformats.org/drawingml/2006/main" xmlns:pic="http://schemas.openxmlformats.org/drawingml/2006/picture">
+            <wp:extent cx="969264" cy="137160"/>
+            <wp:docPr id="10" name="Picture 10"/>
+            <wp:cNvGraphicFramePr>
+              <a:graphicFrameLocks noChangeAspect="1"/>
+            </wp:cNvGraphicFramePr>
+            <a:graphic>
+              <a:graphicData uri="http://schemas.openxmlformats.org/drawingml/2006/picture">
+                <pic:pic>
+                  <pic:nvPicPr>
+                    <pic:cNvPr id="0" name="6f4889062db6b101.png"/>
+                    <pic:cNvPicPr/>
+                  </pic:nvPicPr>
+                  <pic:blipFill>
+                    <a:blip r:embed="rId15"/>
+                    <a:stretch>
+                      <a:fillRect/>
+                    </a:stretch>
+                  </pic:blipFill>
+                  <pic:spPr>
+                    <a:xfrm>
+                      <a:off x="0" y="0"/>
+                      <a:ext cx="969264" cy="137160"/>
+                    </a:xfrm>
+                    <a:prstGeom prst="rect"/>
+                  </pic:spPr>
+                </pic:pic>
+              </a:graphicData>
+            </a:graphic>
+          </wp:inline>
+        </w:drawing>
+      </w:r>
+      <w:r>
+        <w:rPr>
+          <w:b w:val="0"/>
+          <w:i w:val="0"/>
+          <w:color w:val="1A1A1A"/>
+          <w:sz w:val="21"/>
+        </w:rPr>
+        <w:t xml:space="preserve">;  </w:t>
+      </w:r>
+      <w:r>
+        <w:drawing>
+          <wp:inline xmlns:a="http://schemas.openxmlformats.org/drawingml/2006/main" xmlns:pic="http://schemas.openxmlformats.org/drawingml/2006/picture">
+            <wp:extent cx="1258824" cy="152400"/>
+            <wp:docPr id="11" name="Picture 11"/>
+            <wp:cNvGraphicFramePr>
+              <a:graphicFrameLocks noChangeAspect="1"/>
+            </wp:cNvGraphicFramePr>
+            <a:graphic>
+              <a:graphicData uri="http://schemas.openxmlformats.org/drawingml/2006/picture">
+                <pic:pic>
+                  <pic:nvPicPr>
+                    <pic:cNvPr id="0" name="69e4b8d59c7b1f05.png"/>
+                    <pic:cNvPicPr/>
+                  </pic:nvPicPr>
+                  <pic:blipFill>
+                    <a:blip r:embed="rId16"/>
+                    <a:stretch>
+                      <a:fillRect/>
+                    </a:stretch>
+                  </pic:blipFill>
+                  <pic:spPr>
+                    <a:xfrm>
+                      <a:off x="0" y="0"/>
+                      <a:ext cx="1258824" cy="152400"/>
+                    </a:xfrm>
+                    <a:prstGeom prst="rect"/>
+                  </pic:spPr>
+                </pic:pic>
+              </a:graphicData>
+            </a:graphic>
+          </wp:inline>
+        </w:drawing>
+      </w:r>
+      <w:r>
+        <w:rPr>
+          <w:b w:val="0"/>
+          <w:i w:val="0"/>
+          <w:color w:val="1A1A1A"/>
+          <w:sz w:val="21"/>
+        </w:rPr>
+        <w:t xml:space="preserve">.  Theo changes $200 to CAD, then to pesos.  How many pesos does he get?  →  </w:t>
       </w:r>
       <w:r>
         <w:rPr>
@@ -2543,13 +2962,47 @@
         <w:t xml:space="preserve">Board 8.  </w:t>
       </w:r>
       <w:r>
+        <w:drawing>
+          <wp:inline xmlns:a="http://schemas.openxmlformats.org/drawingml/2006/main" xmlns:pic="http://schemas.openxmlformats.org/drawingml/2006/picture">
+            <wp:extent cx="932688" cy="118872"/>
+            <wp:docPr id="12" name="Picture 12"/>
+            <wp:cNvGraphicFramePr>
+              <a:graphicFrameLocks noChangeAspect="1"/>
+            </wp:cNvGraphicFramePr>
+            <a:graphic>
+              <a:graphicData uri="http://schemas.openxmlformats.org/drawingml/2006/picture">
+                <pic:pic>
+                  <pic:nvPicPr>
+                    <pic:cNvPr id="0" name="0e76ab3bbdebbfa3.png"/>
+                    <pic:cNvPicPr/>
+                  </pic:nvPicPr>
+                  <pic:blipFill>
+                    <a:blip r:embed="rId12"/>
+                    <a:stretch>
+                      <a:fillRect/>
+                    </a:stretch>
+                  </pic:blipFill>
+                  <pic:spPr>
+                    <a:xfrm>
+                      <a:off x="0" y="0"/>
+                      <a:ext cx="932688" cy="118872"/>
+                    </a:xfrm>
+                    <a:prstGeom prst="rect"/>
+                  </pic:spPr>
+                </pic:pic>
+              </a:graphicData>
+            </a:graphic>
+          </wp:inline>
+        </w:drawing>
+      </w:r>
+      <w:r>
         <w:rPr>
           <w:b w:val="0"/>
           <w:i w:val="0"/>
           <w:color w:val="1A1A1A"/>
           <w:sz w:val="21"/>
         </w:rPr>
-        <w:t xml:space="preserve">1 km = 0.62 mi. Theo, who weighs 110 lb, rides a 12 km trail.  How long is the trail in miles?  →  </w:t>
+        <w:t xml:space="preserve">.  Theo, who weighs 110 lb, rides a 12 km trail.  How long is the trail in miles?  →  </w:t>
       </w:r>
       <w:r>
         <w:rPr>
@@ -2603,13 +3056,90 @@
         <w:t xml:space="preserve">Board 9.  </w:t>
       </w:r>
       <w:r>
+        <w:drawing>
+          <wp:inline xmlns:a="http://schemas.openxmlformats.org/drawingml/2006/main" xmlns:pic="http://schemas.openxmlformats.org/drawingml/2006/picture">
+            <wp:extent cx="880872" cy="118872"/>
+            <wp:docPr id="13" name="Picture 13"/>
+            <wp:cNvGraphicFramePr>
+              <a:graphicFrameLocks noChangeAspect="1"/>
+            </wp:cNvGraphicFramePr>
+            <a:graphic>
+              <a:graphicData uri="http://schemas.openxmlformats.org/drawingml/2006/picture">
+                <pic:pic>
+                  <pic:nvPicPr>
+                    <pic:cNvPr id="0" name="3f7b1ea0b6e117e9.png"/>
+                    <pic:cNvPicPr/>
+                  </pic:nvPicPr>
+                  <pic:blipFill>
+                    <a:blip r:embed="rId9"/>
+                    <a:stretch>
+                      <a:fillRect/>
+                    </a:stretch>
+                  </pic:blipFill>
+                  <pic:spPr>
+                    <a:xfrm>
+                      <a:off x="0" y="0"/>
+                      <a:ext cx="880872" cy="118872"/>
+                    </a:xfrm>
+                    <a:prstGeom prst="rect"/>
+                  </pic:spPr>
+                </pic:pic>
+              </a:graphicData>
+            </a:graphic>
+          </wp:inline>
+        </w:drawing>
+      </w:r>
+      <w:r>
         <w:rPr>
           <w:b w:val="0"/>
           <w:i w:val="0"/>
           <w:color w:val="1A1A1A"/>
           <w:sz w:val="21"/>
         </w:rPr>
-        <w:t xml:space="preserve">1 in = 2.54 cm and 1 cm = 0.39 in. Jo converts 30 cm to inches by multiplying by 2.54 and gets 76.2 in. Name the error and fix it.  →  </w:t>
+        <w:t xml:space="preserve"> and </w:t>
+      </w:r>
+      <w:r>
+        <w:drawing>
+          <wp:inline xmlns:a="http://schemas.openxmlformats.org/drawingml/2006/main" xmlns:pic="http://schemas.openxmlformats.org/drawingml/2006/picture">
+            <wp:extent cx="880872" cy="118872"/>
+            <wp:docPr id="14" name="Picture 14"/>
+            <wp:cNvGraphicFramePr>
+              <a:graphicFrameLocks noChangeAspect="1"/>
+            </wp:cNvGraphicFramePr>
+            <a:graphic>
+              <a:graphicData uri="http://schemas.openxmlformats.org/drawingml/2006/picture">
+                <pic:pic>
+                  <pic:nvPicPr>
+                    <pic:cNvPr id="0" name="ee8f76ca7cba8c9a.png"/>
+                    <pic:cNvPicPr/>
+                  </pic:nvPicPr>
+                  <pic:blipFill>
+                    <a:blip r:embed="rId10"/>
+                    <a:stretch>
+                      <a:fillRect/>
+                    </a:stretch>
+                  </pic:blipFill>
+                  <pic:spPr>
+                    <a:xfrm>
+                      <a:off x="0" y="0"/>
+                      <a:ext cx="880872" cy="118872"/>
+                    </a:xfrm>
+                    <a:prstGeom prst="rect"/>
+                  </pic:spPr>
+                </pic:pic>
+              </a:graphicData>
+            </a:graphic>
+          </wp:inline>
+        </w:drawing>
+      </w:r>
+      <w:r>
+        <w:rPr>
+          <w:b w:val="0"/>
+          <w:i w:val="0"/>
+          <w:color w:val="1A1A1A"/>
+          <w:sz w:val="21"/>
+        </w:rPr>
+        <w:t xml:space="preserve">. Jo converts 30 cm to inches by multiplying by 2.54 and gets 76.2 in. Name the error and fix it.  →  </w:t>
       </w:r>
       <w:r>
         <w:rPr>

--- a/a7/build/out/u5/A7 5.06 Converting Length Across Systems; Currency - Teacher Edition.docx
+++ b/a7/build/out/u5/A7 5.06 Converting Length Across Systems; Currency - Teacher Edition.docx
@@ -1676,7 +1676,7 @@
           <w:color w:val="1A1A1A"/>
           <w:sz w:val="21"/>
         </w:rPr>
-        <w:t xml:space="preserve">Warm-Up — On your own. Four minutes. No notes.  </w:t>
+        <w:t xml:space="preserve">Warm-Up — On your own. No notes.  </w:t>
       </w:r>
       <w:r>
         <w:rPr>
